--- a/estate-83468-05-26/בקשה_לקביעת_מועד_דיון.docx
+++ b/estate-83468-05-26/בקשה_לקביעת_מועד_דיון.docx
@@ -378,7 +378,7 @@
       <w:pPr>
         <w:bidi/>
         <w:spacing w:after="120" w:line="276" w:lineRule="auto"/>
-        <w:jc w:val="both"/>
+        <w:jc w:val="right"/>
       </w:pPr>
       <w:r>
         <w:rPr>
@@ -389,7 +389,7 @@
           <w:rtl/>
           <w:szCs w:val="24"/>
         </w:rPr>
-        <w:t>בית המשפט הנכבד מתבקש לקבוע את התיק לדיון במועד הקרוב ביותר, כפי שהורה בהחלטתו מיום 06.08.2026, ולחייב את המשיב להציג את עמדתו. ואלה נימוקי הבקשה:</w:t>
+        <w:t>בית המשפט הנכבד מתבקש לקבוע את התיק לדיון, בהתאם להחלטתו מיום 06.08.2026. ואלה הנימוקים:</w:t>
       </w:r>
     </w:p>
     <w:p>
@@ -420,7 +420,7 @@
           <w:rtl/>
           <w:szCs w:val="24"/>
         </w:rPr>
-        <w:t>ביום 28.5.2026 הגישה המבקשת את בקשתה. ביום 7.6.2026 הומצאו למשיב הבקשה והחלטת בית המשפט הנכבד, אשר הורתה לו להגיש תגובה בתוך 30 ימים. המשיב לא הגיב, ועל כן הגישה המבקשת ביום 22.7.2026 בקשה למתן החלטה בהיעדר תגובה (בקשה 1).</w:t>
+        <w:t>ביום 28.5.2026 הוגשה בקשת המבקשת, וביום 7.6.2026 הומצאה למשיב עם החלטה להגיב בתוך 30 ימים. המשיב לא הגיב.</w:t>
       </w:r>
     </w:p>
     <w:p>
@@ -451,7 +451,7 @@
           <w:rtl/>
           <w:szCs w:val="24"/>
         </w:rPr>
-        <w:t xml:space="preserve">ביום 06.08.2026 קבע בית המשפט הנכבד בבקשה 1: </w:t>
+        <w:t xml:space="preserve">בהחלטה מיום 06.08.2026 (בבקשה 1) נקבע: </w:t>
       </w:r>
       <w:r>
         <w:rPr>
@@ -505,7 +505,7 @@
           <w:rtl/>
           <w:szCs w:val="24"/>
         </w:rPr>
-        <w:t>המועד הנוסף חלף לפני למעלה מחודש. המשיב לא הגיש תגובה, לא ביקש ארכה, ומועד דיון טרם נקבע. התנאי שקבע בית המשפט התקיים במלואו, והתוצאה נקבעה בהחלטה עצמה: קביעת התיק לדיון.</w:t>
+        <w:t>המועד חלף. לא הוגשה תגובה ולא התבקשה ארכה. משכך, יש לקבוע את התיק לדיון, כאמור בהחלטה.</w:t>
       </w:r>
     </w:p>
     <w:p>
@@ -536,38 +536,7 @@
           <w:rtl/>
           <w:szCs w:val="24"/>
         </w:rPr>
-        <w:t>המשיב החמיץ שני מועדים שקצב לו בית המשפט, וההליך עומד במקומו למעלה מארבעה חודשים. גוף ציבורי אינו רשאי לעכב הליך שיפוטי באמצעות שתיקה, ומעמדו מחייב הקפדה יתרה על מועדים, ולא התעלמות מהם.</w:t>
-      </w:r>
-    </w:p>
-    <w:p>
-      <w:pPr>
-        <w:bidi/>
-        <w:spacing w:after="80" w:line="276" w:lineRule="auto"/>
-        <w:ind w:right="510" w:hanging="510"/>
-        <w:jc w:val="both"/>
-      </w:pPr>
-      <w:r>
-        <w:rPr>
-          <w:rFonts w:ascii="David" w:hAnsi="David" w:cs="David" w:eastAsia="David"/>
-          <w:b w:val="0"/>
-          <w:sz w:val="24"/>
-          <w:u w:val="none"/>
-          <w:rtl/>
-          <w:szCs w:val="24"/>
-        </w:rPr>
-        <w:t>5.</w:t>
-        <w:tab/>
-      </w:r>
-      <w:r>
-        <w:rPr>
-          <w:rFonts w:ascii="David" w:hAnsi="David" w:cs="David" w:eastAsia="David"/>
-          <w:b w:val="0"/>
-          <w:sz w:val="24"/>
-          <w:u w:val="none"/>
-          <w:rtl/>
-          <w:szCs w:val="24"/>
-        </w:rPr>
-        <w:t>הואיל ובקשה זו אינה אלא יישום החלטה קיימת של בית המשפט הנכבד, מתבקש ליתן בה החלטה ללא צורך בתגובה.</w:t>
+        <w:t>בקשה זו מיישמת החלטה קיימת, ולכן אינה מצריכה תגובה.</w:t>
       </w:r>
     </w:p>
     <w:p>
@@ -607,7 +576,7 @@
         </w:rPr>
         <w:t>א.</w:t>
         <w:tab/>
-        <w:t>לקבוע את התיק לדיון במועד הקרוב ביותר, בהתאם להחלטתו מיום 06.08.2026.</w:t>
+        <w:t>לקבוע את התיק לדיון במועד הקרוב.</w:t>
       </w:r>
     </w:p>
     <w:p>
@@ -628,7 +597,7 @@
         </w:rPr>
         <w:t>ב.</w:t>
         <w:tab/>
-        <w:t>להורות למשיב להגיש את עמדתו בכתב לא יאוחר מ-7 ימים לפני מועד הדיון, ולהתייצב לדיון באמצעות בא כוחו.</w:t>
+        <w:t>להורות למשיב להגיש עמדה בכתב 7 ימים לפני הדיון.</w:t>
       </w:r>
     </w:p>
     <w:p>
@@ -649,7 +618,7 @@
         </w:rPr>
         <w:t>ג.</w:t>
         <w:tab/>
-        <w:t>לחלופין, ליתן החלטה בבקשת המבקשת מיום 28.5.2026 ולהיעתר לה במלואה, בהיעדר תגובת המשיב.</w:t>
+        <w:t>לחלופין, להיעתר לבקשה מיום 28.5.2026 בהיעדר תגובה.</w:t>
       </w:r>
     </w:p>
     <w:p>
@@ -670,8 +639,15 @@
         </w:rPr>
         <w:t>ד.</w:t>
         <w:tab/>
-        <w:t>לחייב את המשיב בהוצאות בקשה זו.</w:t>
+        <w:t>לחייב את המשיב בהוצאות.</w:t>
       </w:r>
+    </w:p>
+    <w:p>
+      <w:pPr>
+        <w:bidi/>
+        <w:spacing w:after="120" w:line="276" w:lineRule="auto"/>
+        <w:jc w:val="right"/>
+      </w:pPr>
     </w:p>
     <w:tbl>
       <w:tblPr>
